--- a/public/forms/行政/听证报告书.docx
+++ b/public/forms/行政/听证报告书.docx
@@ -3,768 +3,192 @@
 <w:document xmlns:wpc="http://schemas.microsoft.com/office/word/2010/wordprocessingCanvas" xmlns:mo="http://schemas.microsoft.com/office/mac/office/2008/main" xmlns:mc="http://schemas.openxmlformats.org/markup-compatibility/2006" xmlns:mv="urn:schemas-microsoft-com:mac:vml" xmlns:o="urn:schemas-microsoft-com:office:office" xmlns:r="http://schemas.openxmlformats.org/officeDocument/2006/relationships" xmlns:m="http://schemas.openxmlformats.org/officeDocument/2006/math" xmlns:v="urn:schemas-microsoft-com:vml" xmlns:wp14="http://schemas.microsoft.com/office/word/2010/wordprocessingDrawing" xmlns:wp="http://schemas.openxmlformats.org/drawingml/2006/wordprocessingDrawing" xmlns:w10="urn:schemas-microsoft-com:office:word" xmlns:w="http://schemas.openxmlformats.org/wordprocessingml/2006/main" xmlns:w14="http://schemas.microsoft.com/office/word/2010/wordml" xmlns:wpg="http://schemas.microsoft.com/office/word/2010/wordprocessingGroup" xmlns:wpi="http://schemas.microsoft.com/office/word/2010/wordprocessingInk" xmlns:wne="http://schemas.microsoft.com/office/word/2006/wordml" xmlns:wps="http://schemas.microsoft.com/office/word/2010/wordprocessingShape" mc:Ignorable="w14 wp14">
   <w:body>
     <w:p>
-      <w:pPr>
-        <w:pStyle w:val="Normal"/>
-        <w:spacing w:lineRule="exact" w:line="600"/>
-        <w:jc w:val="center"/>
-        <w:rPr>
-          <w:rFonts w:ascii="方正小标宋简体;黑体" w:hAnsi="方正小标宋简体;黑体" w:eastAsia="方正小标宋简体;黑体" w:cs="宋体" w:hint="eastAsia"/>
-          <w:sz w:val="44"/>
-          <w:szCs w:val="44"/>
-        </w:rPr>
-      </w:pPr>
       <w:r>
         <w:rPr>
-          <w:rFonts w:ascii="方正小标宋简体;黑体" w:hAnsi="方正小标宋简体;黑体" w:cs="宋体" w:hint="eastAsia" w:eastAsia="方正小标宋简体;黑体"/>
-          <w:sz w:val="44"/>
-          <w:szCs w:val="44"/>
+          <w:rFonts w:ascii="宋体" w:hAnsi="宋体" w:eastAsia="宋体"/>
         </w:rPr>
-        <w:t>听 证 报 告 书</w:t>
+        <w:t>— 46 —</w:t>
+      </w:r>
+    </w:p>
+    <w:p>
+      <w:r>
+        <w:rPr>
+          <w:rFonts w:ascii="宋体" w:hAnsi="宋体" w:eastAsia="宋体"/>
+        </w:rPr>
+        <w:t>式样十七</w:t>
+      </w:r>
+    </w:p>
+    <w:p>
+      <w:r>
+        <w:rPr>
+          <w:rFonts w:ascii="宋体" w:hAnsi="宋体" w:eastAsia="宋体"/>
+        </w:rPr>
+        <w:t>（此处印制公安机关名称）</w:t>
       </w:r>
     </w:p>
     <w:p>
       <w:pPr>
-        <w:pStyle w:val="Normal"/>
-        <w:spacing w:lineRule="exact" w:line="440"/>
         <w:jc w:val="center"/>
-        <w:rPr>
-          <w:rFonts w:ascii="宋体" w:hAnsi="宋体" w:eastAsia="宋体" w:cs="宋体" w:hint="eastAsia"/>
-          <w:sz w:val="28"/>
-          <w:szCs w:val="28"/>
-        </w:rPr>
       </w:pPr>
       <w:r>
         <w:rPr>
-          <w:rFonts w:eastAsia="宋体" w:cs="宋体" w:hint="eastAsia" w:ascii="宋体" w:hAnsi="宋体"/>
-          <w:sz w:val="28"/>
-          <w:szCs w:val="28"/>
+          <w:rFonts w:ascii="宋体" w:hAnsi="宋体" w:eastAsia="宋体"/>
+          <w:b/>
+          <w:sz w:val="32"/>
         </w:rPr>
+        <w:t>听证报告书</w:t>
       </w:r>
     </w:p>
     <w:p>
-      <w:pPr>
-        <w:pStyle w:val="Normal"/>
-        <w:spacing w:lineRule="exact" w:line="440"/>
-        <w:rPr>
-          <w:rFonts w:ascii="仿宋_GB2312;仿宋" w:hAnsi="仿宋_GB2312;仿宋" w:hint="eastAsia"/>
-        </w:rPr>
-      </w:pPr>
       <w:r>
         <w:rPr>
-          <w:rFonts w:ascii="仿宋_GB2312;仿宋" w:hAnsi="仿宋_GB2312;仿宋" w:hint="eastAsia"/>
+          <w:rFonts w:ascii="宋体" w:hAnsi="宋体" w:eastAsia="宋体"/>
         </w:rPr>
         <w:t>案由</w:t>
       </w:r>
+    </w:p>
+    <w:p>
       <w:r>
         <w:rPr>
-          <w:rFonts w:ascii="仿宋_GB2312;仿宋" w:hAnsi="仿宋_GB2312;仿宋" w:hint="eastAsia"/>
-          <w:u w:val="single"/>
+          <w:rFonts w:ascii="宋体" w:hAnsi="宋体" w:eastAsia="宋体"/>
         </w:rPr>
-        <w:t xml:space="preserve">                                                        </w:t>
+        <w:t>时间 年 月 日 时 分至 年 月 日 时 分</w:t>
       </w:r>
     </w:p>
     <w:p>
-      <w:pPr>
-        <w:pStyle w:val="Normal"/>
-        <w:spacing w:lineRule="exact" w:line="440"/>
-        <w:rPr>
-          <w:rFonts w:ascii="仿宋_GB2312;仿宋" w:hAnsi="仿宋_GB2312;仿宋" w:hint="eastAsia"/>
-        </w:rPr>
-      </w:pPr>
       <w:r>
         <w:rPr>
-          <w:rFonts w:ascii="仿宋_GB2312;仿宋" w:hAnsi="仿宋_GB2312;仿宋" w:hint="eastAsia"/>
+          <w:rFonts w:ascii="宋体" w:hAnsi="宋体" w:eastAsia="宋体"/>
         </w:rPr>
-        <w:t>时间</w:t>
-      </w:r>
-      <w:r>
-        <w:rPr>
-          <w:rFonts w:hint="eastAsia"/>
-          <w:u w:val="single"/>
-        </w:rPr>
-        <w:t xml:space="preserve">     </w:t>
-      </w:r>
-      <w:r>
-        <w:rPr>
-          <w:rFonts w:hint="eastAsia"/>
-        </w:rPr>
-        <w:t>年</w:t>
-      </w:r>
-      <w:r>
-        <w:rPr>
-          <w:rFonts w:hint="eastAsia"/>
-          <w:u w:val="single"/>
-        </w:rPr>
-        <w:t xml:space="preserve">   </w:t>
-      </w:r>
-      <w:r>
-        <w:rPr>
-          <w:rFonts w:hint="eastAsia"/>
-        </w:rPr>
-        <w:t>月</w:t>
-      </w:r>
-      <w:r>
-        <w:rPr>
-          <w:rFonts w:hint="eastAsia"/>
-          <w:u w:val="single"/>
-        </w:rPr>
-        <w:t xml:space="preserve">   </w:t>
-      </w:r>
-      <w:r>
-        <w:rPr>
-          <w:rFonts w:hint="eastAsia"/>
-        </w:rPr>
-        <w:t>日</w:t>
-      </w:r>
-      <w:r>
-        <w:rPr>
-          <w:rFonts w:ascii="仿宋_GB2312;仿宋" w:hAnsi="仿宋_GB2312;仿宋" w:hint="eastAsia"/>
-          <w:u w:val="single"/>
-        </w:rPr>
-        <w:t xml:space="preserve">   </w:t>
-      </w:r>
-      <w:r>
-        <w:rPr>
-          <w:rFonts w:ascii="仿宋_GB2312;仿宋" w:hAnsi="仿宋_GB2312;仿宋" w:hint="eastAsia"/>
-        </w:rPr>
-        <w:t>时</w:t>
-      </w:r>
-      <w:r>
-        <w:rPr>
-          <w:rFonts w:ascii="仿宋_GB2312;仿宋" w:hAnsi="仿宋_GB2312;仿宋" w:hint="eastAsia"/>
-          <w:u w:val="single"/>
-        </w:rPr>
-        <w:t xml:space="preserve">   </w:t>
-      </w:r>
-      <w:r>
-        <w:rPr>
-          <w:rFonts w:ascii="仿宋_GB2312;仿宋" w:hAnsi="仿宋_GB2312;仿宋" w:hint="eastAsia"/>
-        </w:rPr>
-        <w:t>分至</w:t>
-      </w:r>
-      <w:r>
-        <w:rPr>
-          <w:rFonts w:ascii="仿宋_GB2312;仿宋" w:hAnsi="仿宋_GB2312;仿宋" w:hint="eastAsia"/>
-          <w:u w:val="single"/>
-        </w:rPr>
-        <w:t xml:space="preserve">     </w:t>
-      </w:r>
-      <w:r>
-        <w:rPr>
-          <w:rFonts w:ascii="仿宋_GB2312;仿宋" w:hAnsi="仿宋_GB2312;仿宋" w:hint="eastAsia"/>
-        </w:rPr>
-        <w:t>年</w:t>
-      </w:r>
-      <w:r>
-        <w:rPr>
-          <w:rFonts w:ascii="仿宋_GB2312;仿宋" w:hAnsi="仿宋_GB2312;仿宋" w:hint="eastAsia"/>
-          <w:u w:val="single"/>
-        </w:rPr>
-        <w:t xml:space="preserve">   </w:t>
-      </w:r>
-      <w:r>
-        <w:rPr>
-          <w:rFonts w:ascii="仿宋_GB2312;仿宋" w:hAnsi="仿宋_GB2312;仿宋" w:hint="eastAsia"/>
-        </w:rPr>
-        <w:t>月</w:t>
-      </w:r>
-      <w:r>
-        <w:rPr>
-          <w:rFonts w:ascii="仿宋_GB2312;仿宋" w:hAnsi="仿宋_GB2312;仿宋" w:hint="eastAsia"/>
-          <w:u w:val="single"/>
-        </w:rPr>
-        <w:t xml:space="preserve">   </w:t>
-      </w:r>
-      <w:r>
-        <w:rPr>
-          <w:rFonts w:ascii="仿宋_GB2312;仿宋" w:hAnsi="仿宋_GB2312;仿宋" w:hint="eastAsia"/>
-        </w:rPr>
-        <w:t>日</w:t>
-      </w:r>
-      <w:r>
-        <w:rPr>
-          <w:rFonts w:ascii="仿宋_GB2312;仿宋" w:hAnsi="仿宋_GB2312;仿宋" w:hint="eastAsia"/>
-          <w:u w:val="single"/>
-        </w:rPr>
-        <w:t xml:space="preserve">   </w:t>
-      </w:r>
-      <w:r>
-        <w:rPr>
-          <w:rFonts w:ascii="仿宋_GB2312;仿宋" w:hAnsi="仿宋_GB2312;仿宋" w:hint="eastAsia"/>
-        </w:rPr>
-        <w:t>时</w:t>
-      </w:r>
-      <w:r>
-        <w:rPr>
-          <w:rFonts w:ascii="仿宋_GB2312;仿宋" w:hAnsi="仿宋_GB2312;仿宋" w:hint="eastAsia"/>
-          <w:u w:val="single"/>
-        </w:rPr>
-        <w:t xml:space="preserve">   </w:t>
-      </w:r>
-      <w:r>
-        <w:rPr>
-          <w:rFonts w:ascii="仿宋_GB2312;仿宋" w:hAnsi="仿宋_GB2312;仿宋" w:hint="eastAsia"/>
-        </w:rPr>
-        <w:t>分</w:t>
+        <w:t>地点</w:t>
       </w:r>
     </w:p>
     <w:p>
-      <w:pPr>
-        <w:pStyle w:val="Normal"/>
-        <w:spacing w:lineRule="exact" w:line="440"/>
-        <w:rPr>
-          <w:rFonts w:ascii="仿宋_GB2312;仿宋" w:hAnsi="仿宋_GB2312;仿宋" w:hint="eastAsia"/>
-          <w:u w:val="single"/>
-        </w:rPr>
-      </w:pPr>
       <w:r>
         <w:rPr>
-          <w:rFonts w:ascii="仿宋_GB2312;仿宋" w:hAnsi="仿宋_GB2312;仿宋" w:hint="eastAsia"/>
+          <w:rFonts w:ascii="宋体" w:hAnsi="宋体" w:eastAsia="宋体"/>
         </w:rPr>
-        <w:t>地点</w:t>
-      </w:r>
-      <w:r>
-        <w:rPr>
-          <w:rFonts w:ascii="仿宋_GB2312;仿宋" w:hAnsi="仿宋_GB2312;仿宋" w:hint="eastAsia"/>
-          <w:u w:val="single"/>
-        </w:rPr>
-        <w:t xml:space="preserve">                                                        </w:t>
+        <w:t>举行方式</w:t>
       </w:r>
     </w:p>
     <w:p>
-      <w:pPr>
-        <w:pStyle w:val="Normal"/>
-        <w:spacing w:lineRule="exact" w:line="440"/>
-        <w:rPr>
-          <w:rFonts w:ascii="仿宋_GB2312;仿宋" w:hAnsi="仿宋_GB2312;仿宋" w:hint="eastAsia"/>
-          <w:u w:val="single"/>
-        </w:rPr>
-      </w:pPr>
       <w:r>
         <w:rPr>
-          <w:rFonts w:ascii="仿宋_GB2312;仿宋" w:hAnsi="仿宋_GB2312;仿宋" w:hint="eastAsia"/>
+          <w:rFonts w:ascii="宋体" w:hAnsi="宋体" w:eastAsia="宋体"/>
         </w:rPr>
-        <w:t>举行方式</w:t>
-      </w:r>
-      <w:r>
-        <w:rPr>
-          <w:rFonts w:ascii="仿宋_GB2312;仿宋" w:hAnsi="仿宋_GB2312;仿宋" w:hint="eastAsia"/>
-          <w:u w:val="single"/>
-        </w:rPr>
-        <w:t xml:space="preserve">                                                       </w:t>
+        <w:t>听证主持人</w:t>
       </w:r>
     </w:p>
     <w:p>
-      <w:pPr>
-        <w:pStyle w:val="Normal"/>
-        <w:spacing w:lineRule="exact" w:line="440"/>
-        <w:rPr>
-          <w:rFonts w:ascii="仿宋_GB2312;仿宋" w:hAnsi="仿宋_GB2312;仿宋" w:hint="eastAsia"/>
-        </w:rPr>
-      </w:pPr>
       <w:r>
         <w:rPr>
-          <w:rFonts w:ascii="仿宋_GB2312;仿宋" w:hAnsi="仿宋_GB2312;仿宋" w:hint="eastAsia"/>
+          <w:rFonts w:ascii="宋体" w:hAnsi="宋体" w:eastAsia="宋体"/>
+        </w:rPr>
+        <w:t>听证员</w:t>
+      </w:r>
+    </w:p>
+    <w:p>
+      <w:r>
+        <w:rPr>
+          <w:rFonts w:ascii="宋体" w:hAnsi="宋体" w:eastAsia="宋体"/>
+        </w:rPr>
+        <w:t>记录员</w:t>
+      </w:r>
+    </w:p>
+    <w:p>
+      <w:r>
+        <w:rPr>
+          <w:rFonts w:ascii="宋体" w:hAnsi="宋体" w:eastAsia="宋体"/>
+        </w:rPr>
+        <w:t>听证申请人</w:t>
+      </w:r>
+    </w:p>
+    <w:p>
+      <w:r>
+        <w:rPr>
+          <w:rFonts w:ascii="宋体" w:hAnsi="宋体" w:eastAsia="宋体"/>
+        </w:rPr>
+        <w:t>法定代表人</w:t>
+      </w:r>
+    </w:p>
+    <w:p>
+      <w:r>
+        <w:rPr>
+          <w:rFonts w:ascii="宋体" w:hAnsi="宋体" w:eastAsia="宋体"/>
+        </w:rPr>
+        <w:t>委托代理人</w:t>
+      </w:r>
+    </w:p>
+    <w:p>
+      <w:r>
+        <w:rPr>
+          <w:rFonts w:ascii="宋体" w:hAnsi="宋体" w:eastAsia="宋体"/>
+        </w:rPr>
+        <w:t>本案其他利害关系人</w:t>
+      </w:r>
+    </w:p>
+    <w:p>
+      <w:r>
+        <w:rPr>
+          <w:rFonts w:ascii="宋体" w:hAnsi="宋体" w:eastAsia="宋体"/>
+        </w:rPr>
+        <w:t>本案其他利害关系人的代理人</w:t>
+      </w:r>
+    </w:p>
+    <w:p>
+      <w:r>
+        <w:rPr>
+          <w:rFonts w:ascii="宋体" w:hAnsi="宋体" w:eastAsia="宋体"/>
+        </w:rPr>
+        <w:t>本案办案人民警察</w:t>
+      </w:r>
+    </w:p>
+    <w:p>
+      <w:r>
+        <w:rPr>
+          <w:rFonts w:ascii="宋体" w:hAnsi="宋体" w:eastAsia="宋体"/>
+        </w:rPr>
+        <w:t>听证会基本情况</w:t>
+      </w:r>
+    </w:p>
+    <w:p>
+      <w:r>
+        <w:rPr>
+          <w:rFonts w:ascii="宋体" w:hAnsi="宋体" w:eastAsia="宋体"/>
+        </w:rPr>
+        <w:t>听证后认定的案件事实及处理意见和建议</w:t>
+      </w:r>
+    </w:p>
+    <w:p>
+      <w:r>
+        <w:rPr>
+          <w:rFonts w:ascii="宋体" w:hAnsi="宋体" w:eastAsia="宋体"/>
         </w:rPr>
         <w:t>听证主持人</w:t>
       </w:r>
+    </w:p>
+    <w:p>
       <w:r>
         <w:rPr>
-          <w:rFonts w:ascii="仿宋_GB2312;仿宋" w:hAnsi="仿宋_GB2312;仿宋" w:hint="eastAsia"/>
-          <w:u w:val="single"/>
+          <w:rFonts w:ascii="宋体" w:hAnsi="宋体" w:eastAsia="宋体"/>
         </w:rPr>
-        <w:t xml:space="preserve">                                                   </w:t>
-      </w:r>
-      <w:r>
-        <w:rPr>
-          <w:rFonts w:ascii="仿宋_GB2312;仿宋" w:hAnsi="仿宋_GB2312;仿宋" w:hint="eastAsia"/>
-        </w:rPr>
-        <w:t xml:space="preserve"> </w:t>
+        <w:t>年 月 日</w:t>
       </w:r>
     </w:p>
     <w:p>
-      <w:pPr>
-        <w:pStyle w:val="Normal"/>
-        <w:spacing w:lineRule="exact" w:line="440"/>
-        <w:rPr>
-          <w:rFonts w:ascii="仿宋_GB2312;仿宋" w:hAnsi="仿宋_GB2312;仿宋" w:hint="eastAsia"/>
-          <w:u w:val="single"/>
-        </w:rPr>
-      </w:pPr>
       <w:r>
         <w:rPr>
-          <w:rFonts w:ascii="仿宋_GB2312;仿宋" w:hAnsi="仿宋_GB2312;仿宋" w:hint="eastAsia"/>
+          <w:rFonts w:ascii="宋体" w:hAnsi="宋体" w:eastAsia="宋体"/>
         </w:rPr>
-        <w:t>听证员</w:t>
-      </w:r>
-      <w:r>
-        <w:rPr>
-          <w:rFonts w:ascii="仿宋_GB2312;仿宋" w:hAnsi="仿宋_GB2312;仿宋" w:hint="eastAsia"/>
-          <w:u w:val="single"/>
-        </w:rPr>
-        <w:t xml:space="preserve">                                                           </w:t>
+        <w:t>第 页 共 页</w:t>
       </w:r>
     </w:p>
-    <w:p>
-      <w:pPr>
-        <w:pStyle w:val="Normal"/>
-        <w:spacing w:lineRule="exact" w:line="440"/>
-        <w:rPr>
-          <w:rFonts w:ascii="仿宋_GB2312;仿宋" w:hAnsi="仿宋_GB2312;仿宋" w:hint="eastAsia"/>
-        </w:rPr>
-      </w:pPr>
-      <w:r>
-        <w:rPr>
-          <w:rFonts w:ascii="仿宋_GB2312;仿宋" w:hAnsi="仿宋_GB2312;仿宋" w:hint="eastAsia"/>
-        </w:rPr>
-        <w:t>记录员</w:t>
-      </w:r>
-      <w:r>
-        <w:rPr>
-          <w:rFonts w:ascii="仿宋_GB2312;仿宋" w:hAnsi="仿宋_GB2312;仿宋" w:hint="eastAsia"/>
-          <w:u w:val="single"/>
-        </w:rPr>
-        <w:t xml:space="preserve">                                                        </w:t>
-      </w:r>
-    </w:p>
-    <w:p>
-      <w:pPr>
-        <w:pStyle w:val="Normal"/>
-        <w:spacing w:lineRule="exact" w:line="440"/>
-        <w:rPr>
-          <w:rFonts w:ascii="仿宋_GB2312;仿宋" w:hAnsi="仿宋_GB2312;仿宋" w:hint="eastAsia"/>
-          <w:u w:val="single"/>
-        </w:rPr>
-      </w:pPr>
-      <w:r>
-        <w:rPr>
-          <w:rFonts w:ascii="仿宋_GB2312;仿宋" w:hAnsi="仿宋_GB2312;仿宋" w:hint="eastAsia"/>
-        </w:rPr>
-        <w:t>听证申请人</w:t>
-      </w:r>
-      <w:r>
-        <w:rPr>
-          <w:rFonts w:ascii="仿宋_GB2312;仿宋" w:hAnsi="仿宋_GB2312;仿宋" w:hint="eastAsia"/>
-          <w:u w:val="single"/>
-        </w:rPr>
-        <w:t xml:space="preserve">                                                   </w:t>
-      </w:r>
-    </w:p>
-    <w:p>
-      <w:pPr>
-        <w:pStyle w:val="Normal"/>
-        <w:spacing w:lineRule="exact" w:line="440"/>
-        <w:rPr>
-          <w:rFonts w:ascii="仿宋_GB2312;仿宋" w:hAnsi="仿宋_GB2312;仿宋" w:hint="eastAsia"/>
-          <w:u w:val="single"/>
-        </w:rPr>
-      </w:pPr>
-      <w:r>
-        <w:rPr>
-          <w:rFonts w:ascii="仿宋_GB2312;仿宋" w:hAnsi="仿宋_GB2312;仿宋" w:hint="eastAsia"/>
-        </w:rPr>
-        <w:t>法定代表人</w:t>
-      </w:r>
-      <w:r>
-        <w:rPr>
-          <w:rFonts w:ascii="仿宋_GB2312;仿宋" w:hAnsi="仿宋_GB2312;仿宋" w:hint="eastAsia"/>
-          <w:u w:val="single"/>
-        </w:rPr>
-        <w:t xml:space="preserve">                                                    </w:t>
-      </w:r>
-    </w:p>
-    <w:p>
-      <w:pPr>
-        <w:pStyle w:val="Normal"/>
-        <w:spacing w:lineRule="exact" w:line="440"/>
-        <w:rPr>
-          <w:rFonts w:ascii="仿宋_GB2312;仿宋" w:hAnsi="仿宋_GB2312;仿宋" w:hint="eastAsia"/>
-          <w:u w:val="single"/>
-        </w:rPr>
-      </w:pPr>
-      <w:r>
-        <w:rPr>
-          <w:rFonts w:ascii="仿宋_GB2312;仿宋" w:hAnsi="仿宋_GB2312;仿宋" w:hint="eastAsia"/>
-        </w:rPr>
-        <w:t xml:space="preserve">委托代理人 </w:t>
-      </w:r>
-      <w:r>
-        <w:rPr>
-          <w:rFonts w:ascii="仿宋_GB2312;仿宋" w:hAnsi="仿宋_GB2312;仿宋" w:hint="eastAsia"/>
-          <w:u w:val="single"/>
-        </w:rPr>
-        <w:t xml:space="preserve">                                                   </w:t>
-      </w:r>
-    </w:p>
-    <w:p>
-      <w:pPr>
-        <w:pStyle w:val="Normal"/>
-        <w:spacing w:lineRule="exact" w:line="440"/>
-        <w:rPr>
-          <w:rFonts w:ascii="仿宋_GB2312;仿宋" w:hAnsi="仿宋_GB2312;仿宋" w:hint="eastAsia"/>
-          <w:u w:val="single"/>
-        </w:rPr>
-      </w:pPr>
-      <w:r>
-        <w:rPr>
-          <w:rFonts w:ascii="仿宋_GB2312;仿宋" w:hAnsi="仿宋_GB2312;仿宋" w:hint="eastAsia"/>
-        </w:rPr>
-        <w:t>本案其他利害关系人</w:t>
-      </w:r>
-      <w:r>
-        <w:rPr>
-          <w:rFonts w:ascii="仿宋_GB2312;仿宋" w:hAnsi="仿宋_GB2312;仿宋" w:hint="eastAsia"/>
-          <w:u w:val="single"/>
-        </w:rPr>
-        <w:t xml:space="preserve">                                            </w:t>
-      </w:r>
-    </w:p>
-    <w:p>
-      <w:pPr>
-        <w:pStyle w:val="Normal"/>
-        <w:spacing w:lineRule="exact" w:line="440"/>
-        <w:rPr>
-          <w:rFonts w:ascii="仿宋_GB2312;仿宋" w:hAnsi="仿宋_GB2312;仿宋" w:hint="eastAsia"/>
-          <w:u w:val="single"/>
-        </w:rPr>
-      </w:pPr>
-      <w:r>
-        <w:rPr>
-          <w:rFonts w:ascii="仿宋_GB2312;仿宋" w:hAnsi="仿宋_GB2312;仿宋" w:hint="eastAsia"/>
-        </w:rPr>
-        <w:t>本案其他利害关系人的代理人</w:t>
-      </w:r>
-      <w:r>
-        <w:rPr>
-          <w:rFonts w:ascii="仿宋_GB2312;仿宋" w:hAnsi="仿宋_GB2312;仿宋" w:hint="eastAsia"/>
-          <w:u w:val="single"/>
-        </w:rPr>
-        <w:t xml:space="preserve">                                    </w:t>
-      </w:r>
-    </w:p>
-    <w:p>
-      <w:pPr>
-        <w:pStyle w:val="Normal"/>
-        <w:spacing w:lineRule="exact" w:line="440"/>
-        <w:rPr>
-          <w:rFonts w:ascii="仿宋_GB2312;仿宋" w:hAnsi="仿宋_GB2312;仿宋" w:hint="eastAsia"/>
-          <w:u w:val="single"/>
-        </w:rPr>
-      </w:pPr>
-      <w:r>
-        <w:rPr>
-          <w:rFonts w:ascii="仿宋_GB2312;仿宋" w:hAnsi="仿宋_GB2312;仿宋" w:hint="eastAsia"/>
-        </w:rPr>
-        <w:t>本案办案人民警察</w:t>
-      </w:r>
-      <w:r>
-        <w:rPr>
-          <w:rFonts w:ascii="仿宋_GB2312;仿宋" w:hAnsi="仿宋_GB2312;仿宋" w:hint="eastAsia"/>
-          <w:u w:val="single"/>
-        </w:rPr>
-        <w:t xml:space="preserve">                                                </w:t>
-      </w:r>
-    </w:p>
-    <w:p>
-      <w:pPr>
-        <w:pStyle w:val="Normal"/>
-        <w:spacing w:lineRule="exact" w:line="440"/>
-        <w:rPr>
-          <w:rFonts w:ascii="仿宋_GB2312;仿宋" w:hAnsi="仿宋_GB2312;仿宋" w:hint="eastAsia"/>
-          <w:u w:val="single"/>
-        </w:rPr>
-      </w:pPr>
-      <w:r>
-        <w:rPr>
-          <w:rFonts w:ascii="仿宋_GB2312;仿宋" w:hAnsi="仿宋_GB2312;仿宋" w:hint="eastAsia"/>
-        </w:rPr>
-        <w:t>听证会基本情况</w:t>
-      </w:r>
-      <w:r>
-        <w:rPr>
-          <w:rFonts w:ascii="仿宋_GB2312;仿宋" w:hAnsi="仿宋_GB2312;仿宋" w:hint="eastAsia"/>
-          <w:u w:val="single"/>
-        </w:rPr>
-        <w:t xml:space="preserve">                                              </w:t>
-      </w:r>
-    </w:p>
-    <w:p>
-      <w:pPr>
-        <w:pStyle w:val="Normal"/>
-        <w:spacing w:lineRule="exact" w:line="440"/>
-        <w:rPr>
-          <w:rFonts w:ascii="仿宋_GB2312;仿宋" w:hAnsi="仿宋_GB2312;仿宋" w:hint="eastAsia"/>
-          <w:u w:val="single"/>
-        </w:rPr>
-      </w:pPr>
-      <w:r>
-        <w:rPr>
-          <w:rFonts w:ascii="仿宋_GB2312;仿宋" w:hAnsi="仿宋_GB2312;仿宋" w:hint="eastAsia"/>
-          <w:u w:val="single"/>
-        </w:rPr>
-        <w:t xml:space="preserve">                                                             </w:t>
-      </w:r>
-    </w:p>
-    <w:p>
-      <w:pPr>
-        <w:pStyle w:val="Normal"/>
-        <w:spacing w:lineRule="exact" w:line="440"/>
-        <w:rPr>
-          <w:rFonts w:ascii="仿宋_GB2312;仿宋" w:hAnsi="仿宋_GB2312;仿宋" w:hint="eastAsia"/>
-          <w:u w:val="single"/>
-        </w:rPr>
-      </w:pPr>
-      <w:r>
-        <w:rPr>
-          <w:rFonts w:ascii="仿宋_GB2312;仿宋" w:hAnsi="仿宋_GB2312;仿宋" w:hint="eastAsia"/>
-          <w:u w:val="single"/>
-        </w:rPr>
-        <w:t xml:space="preserve">                                                             </w:t>
-      </w:r>
-    </w:p>
-    <w:p>
-      <w:pPr>
-        <w:pStyle w:val="Normal"/>
-        <w:spacing w:lineRule="exact" w:line="440"/>
-        <w:rPr>
-          <w:rFonts w:ascii="仿宋_GB2312;仿宋" w:hAnsi="仿宋_GB2312;仿宋" w:hint="eastAsia"/>
-          <w:u w:val="single"/>
-        </w:rPr>
-      </w:pPr>
-      <w:r>
-        <w:rPr>
-          <w:rFonts w:ascii="仿宋_GB2312;仿宋" w:hAnsi="仿宋_GB2312;仿宋" w:hint="eastAsia"/>
-          <w:u w:val="single"/>
-        </w:rPr>
-        <w:t xml:space="preserve">                                                             </w:t>
-      </w:r>
-    </w:p>
-    <w:p>
-      <w:pPr>
-        <w:pStyle w:val="Normal"/>
-        <w:spacing w:lineRule="exact" w:line="440"/>
-        <w:rPr>
-          <w:rFonts w:ascii="仿宋_GB2312;仿宋" w:hAnsi="仿宋_GB2312;仿宋" w:hint="eastAsia"/>
-          <w:u w:val="single"/>
-        </w:rPr>
-      </w:pPr>
-      <w:r>
-        <w:rPr>
-          <w:rFonts w:ascii="仿宋_GB2312;仿宋" w:hAnsi="仿宋_GB2312;仿宋" w:hint="eastAsia"/>
-          <w:u w:val="single"/>
-        </w:rPr>
-        <w:t xml:space="preserve">                                                             </w:t>
-      </w:r>
-    </w:p>
-    <w:p>
-      <w:pPr>
-        <w:pStyle w:val="Normal"/>
-        <w:spacing w:lineRule="exact" w:line="440"/>
-        <w:rPr>
-          <w:rFonts w:ascii="仿宋_GB2312;仿宋" w:hAnsi="仿宋_GB2312;仿宋" w:hint="eastAsia"/>
-          <w:u w:val="single"/>
-        </w:rPr>
-      </w:pPr>
-      <w:r>
-        <w:rPr>
-          <w:rFonts w:ascii="仿宋_GB2312;仿宋" w:hAnsi="仿宋_GB2312;仿宋" w:hint="eastAsia"/>
-          <w:u w:val="single"/>
-        </w:rPr>
-        <w:t xml:space="preserve">                                                              </w:t>
-      </w:r>
-    </w:p>
-    <w:p>
-      <w:pPr>
-        <w:pStyle w:val="Normal"/>
-        <w:spacing w:lineRule="exact" w:line="440"/>
-        <w:rPr>
-          <w:rFonts w:ascii="仿宋_GB2312;仿宋" w:hAnsi="仿宋_GB2312;仿宋" w:hint="eastAsia"/>
-          <w:u w:val="single"/>
-        </w:rPr>
-      </w:pPr>
-      <w:r>
-        <w:rPr>
-          <w:rFonts w:ascii="仿宋_GB2312;仿宋" w:hAnsi="仿宋_GB2312;仿宋" w:hint="eastAsia"/>
-          <w:u w:val="single"/>
-        </w:rPr>
-        <w:t xml:space="preserve">                                                              </w:t>
-      </w:r>
-    </w:p>
-    <w:p>
-      <w:pPr>
-        <w:pStyle w:val="Normal"/>
-        <w:spacing w:lineRule="exact" w:line="440"/>
-        <w:rPr>
-          <w:rFonts w:ascii="仿宋_GB2312;仿宋" w:hAnsi="仿宋_GB2312;仿宋" w:hint="eastAsia"/>
-          <w:u w:val="single"/>
-        </w:rPr>
-      </w:pPr>
-      <w:r>
-        <w:rPr>
-          <w:rFonts w:ascii="仿宋_GB2312;仿宋" w:hAnsi="仿宋_GB2312;仿宋" w:hint="eastAsia"/>
-        </w:rPr>
-        <w:t>听证后认定的案件事实及处理意见和建议</w:t>
-      </w:r>
-      <w:r>
-        <w:rPr>
-          <w:rFonts w:ascii="仿宋_GB2312;仿宋" w:hAnsi="仿宋_GB2312;仿宋" w:hint="eastAsia"/>
-          <w:u w:val="single"/>
-        </w:rPr>
-        <w:t xml:space="preserve">                                                 </w:t>
-      </w:r>
-    </w:p>
-    <w:p>
-      <w:pPr>
-        <w:pStyle w:val="Normal"/>
-        <w:spacing w:lineRule="exact" w:line="440"/>
-        <w:rPr>
-          <w:rFonts w:ascii="仿宋_GB2312;仿宋" w:hAnsi="仿宋_GB2312;仿宋" w:hint="eastAsia"/>
-          <w:u w:val="single"/>
-        </w:rPr>
-      </w:pPr>
-      <w:r>
-        <w:rPr>
-          <w:rFonts w:ascii="仿宋_GB2312;仿宋" w:hAnsi="仿宋_GB2312;仿宋" w:hint="eastAsia"/>
-          <w:u w:val="single"/>
-        </w:rPr>
-        <w:t xml:space="preserve">                                                            </w:t>
-      </w:r>
-    </w:p>
-    <w:p>
-      <w:pPr>
-        <w:pStyle w:val="Normal"/>
-        <w:spacing w:lineRule="exact" w:line="440"/>
-        <w:rPr>
-          <w:rFonts w:ascii="仿宋_GB2312;仿宋" w:hAnsi="仿宋_GB2312;仿宋" w:hint="eastAsia"/>
-          <w:u w:val="single"/>
-        </w:rPr>
-      </w:pPr>
-      <w:r>
-        <w:rPr>
-          <w:rFonts w:ascii="仿宋_GB2312;仿宋" w:hAnsi="仿宋_GB2312;仿宋" w:hint="eastAsia"/>
-          <w:u w:val="single"/>
-        </w:rPr>
-        <w:t xml:space="preserve">                                                            </w:t>
-      </w:r>
-    </w:p>
-    <w:p>
-      <w:pPr>
-        <w:pStyle w:val="Normal"/>
-        <w:spacing w:lineRule="exact" w:line="440"/>
-        <w:ind w:firstLineChars="1704" w:startChars="0" w:start="0" w:endChars="0" w:end="0"/>
-        <w:rPr>
-          <w:rFonts w:ascii="仿宋_GB2312;仿宋" w:hAnsi="仿宋_GB2312;仿宋" w:hint="eastAsia"/>
-        </w:rPr>
-      </w:pPr>
-      <w:r>
-        <w:rPr>
-          <w:rFonts w:ascii="仿宋_GB2312;仿宋" w:hAnsi="仿宋_GB2312;仿宋" w:hint="eastAsia"/>
-        </w:rPr>
-        <w:t xml:space="preserve">听证主持人 </w:t>
-      </w:r>
-    </w:p>
-    <w:p>
-      <w:pPr>
-        <w:pStyle w:val="Normal"/>
-        <w:spacing w:lineRule="exact" w:line="440"/>
-        <w:ind w:firstLineChars="50" w:startChars="0" w:start="0" w:endChars="0" w:end="0"/>
-        <w:rPr>
-          <w:rFonts w:ascii="仿宋_GB2312;仿宋" w:hAnsi="仿宋_GB2312;仿宋" w:hint="eastAsia"/>
-        </w:rPr>
-      </w:pPr>
-      <w:r>
-        <w:rPr>
-          <w:rFonts w:ascii="仿宋_GB2312;仿宋" w:hAnsi="仿宋_GB2312;仿宋" w:hint="eastAsia"/>
-        </w:rPr>
-        <w:t xml:space="preserve">                                            </w:t>
-      </w:r>
-      <w:r>
-        <w:rPr>
-          <w:rFonts w:ascii="仿宋_GB2312;仿宋" w:hAnsi="仿宋_GB2312;仿宋" w:hint="eastAsia"/>
-        </w:rPr>
-        <w:t xml:space="preserve">年  月  日  </w:t>
-      </w:r>
-    </w:p>
-    <w:p>
-      <w:pPr>
-        <w:pStyle w:val="Normal"/>
-        <w:spacing w:lineRule="exact" w:line="440"/>
-        <w:ind w:firstLineChars="2311" w:startChars="0" w:start="0" w:endChars="0" w:end="0"/>
-        <w:rPr>
-          <w:rFonts w:hint="eastAsia"/>
-        </w:rPr>
-      </w:pPr>
-      <w:r>
-        <w:rPr>
-          <w:rFonts w:ascii="仿宋_GB2312;仿宋" w:hAnsi="仿宋_GB2312;仿宋" w:hint="eastAsia"/>
-        </w:rPr>
-        <w:t>第</w:t>
-      </w:r>
-      <w:r>
-        <w:rPr>
-          <w:rFonts w:ascii="仿宋_GB2312;仿宋" w:hAnsi="仿宋_GB2312;仿宋" w:hint="eastAsia"/>
-          <w:u w:val="single"/>
-        </w:rPr>
-        <w:t xml:space="preserve">  </w:t>
-      </w:r>
-      <w:r>
-        <w:rPr>
-          <w:rFonts w:ascii="仿宋_GB2312;仿宋" w:hAnsi="仿宋_GB2312;仿宋" w:hint="eastAsia"/>
-        </w:rPr>
-        <w:t>页 共</w:t>
-      </w:r>
-      <w:r>
-        <w:rPr>
-          <w:rFonts w:ascii="仿宋_GB2312;仿宋" w:hAnsi="仿宋_GB2312;仿宋" w:hint="eastAsia"/>
-          <w:u w:val="single"/>
-        </w:rPr>
-        <w:t xml:space="preserve">  </w:t>
-      </w:r>
-      <w:r>
-        <w:rPr>
-          <w:rFonts w:ascii="仿宋_GB2312;仿宋" w:hAnsi="仿宋_GB2312;仿宋" w:hint="eastAsia"/>
-        </w:rPr>
-        <w:t>页</w:t>
-      </w:r>
-    </w:p>
-    <w:p>
-      <w:pPr>
-        <w:pStyle w:val="Normal"/>
-        <w:spacing w:lineRule="exact" w:line="440"/>
-        <w:rPr>
-          <w:rFonts w:ascii="黑体" w:hAnsi="黑体" w:eastAsia="黑体" w:cs="宋体" w:hint="eastAsia"/>
-          <w:kern w:val="0"/>
-          <w:szCs w:val="32"/>
-        </w:rPr>
-      </w:pPr>
-      <w:r>
-        <w:rPr>
-          <w:rFonts w:eastAsia="黑体" w:cs="宋体" w:hint="eastAsia" w:ascii="黑体" w:hAnsi="黑体"/>
-          <w:kern w:val="0"/>
-          <w:szCs w:val="32"/>
-        </w:rPr>
-      </w:r>
-    </w:p>
-    <w:p>
-      <w:pPr>
-        <w:pStyle w:val="Normal"/>
-        <w:spacing w:lineRule="exact" w:line="600"/>
-        <w:jc w:val="center"/>
-        <w:rPr>
-          <w:rFonts w:ascii="宋体" w:hAnsi="宋体" w:eastAsia="宋体" w:cs="宋体" w:hint="eastAsia"/>
-          <w:sz w:val="36"/>
-          <w:szCs w:val="36"/>
-        </w:rPr>
-      </w:pPr>
-      <w:r>
-        <w:rPr>
-          <w:rFonts w:ascii="宋体" w:hAnsi="宋体" w:cs="宋体" w:hint="eastAsia" w:eastAsia="宋体"/>
-          <w:sz w:val="36"/>
-          <w:szCs w:val="36"/>
-        </w:rPr>
-        <w:t>沂源县公安局</w:t>
-      </w:r>
-    </w:p>
+    <w:sectPr>
+      <w:pgSz w:w="12240" w:h="15840"/>
+      <w:pgMar w:top="1440" w:right="1800" w:bottom="1440" w:left="1800" w:header="720" w:footer="720" w:gutter="0"/>
+      <w:cols w:space="720"/>
+      <w:docGrid w:linePitch="360"/>
+    </w:sectPr>
   </w:body>
 </w:document>
 </file>
@@ -1132,6 +556,10 @@
     <w:name w:val="Normal"/>
     <w:qFormat/>
     <w:rsid w:val="00FC693F"/>
+    <w:rPr>
+      <w:rFonts w:ascii="宋体" w:hAnsi="宋体"/>
+      <w:sz w:val="22"/>
+    </w:rPr>
   </w:style>
   <w:style w:type="paragraph" w:styleId="Header">
     <w:name w:val="header"/>
